--- a/documentacao/arquivos/garantia-qualidade/LabMedSys - Modulo Garantia da Qualidade - Controle de Mudanças - Tela 02 Pré-Avaliação de Mudanças - Anvisa.docx
+++ b/documentacao/arquivos/garantia-qualidade/LabMedSys - Modulo Garantia da Qualidade - Controle de Mudanças - Tela 02 Pré-Avaliação de Mudanças - Anvisa.docx
@@ -946,7 +946,7 @@
               <w:rPr>
                 <w:szCs w:val="20"/>
               </w:rPr>
-              <w:t>22/10/2026</w:t>
+              <w:t>23/10/2026</w:t>
             </w:r>
           </w:p>
         </w:tc>
